--- a/az/wisdom-stories/Etibar Siracsoy/flowers.docx
+++ b/az/wisdom-stories/Etibar Siracsoy/flowers.docx
@@ -96,7 +96,7 @@
     </w:p>
     <w:p>
       <w:r>
-        <w:t>Sadiqlik, səadət rəmzidir güllər</w:t>
+        <w:t>Sadiqlik, səadət rəmzidir güllər.</w:t>
       </w:r>
     </w:p>
     <w:p/>
@@ -105,7 +105,7 @@
         <w:keepNext/>
       </w:pPr>
       <w:r>
-        <w:t>Nərgizin mənası Bahar, Günəşdir.</w:t>
+        <w:t>Nərgizin mənası bahar, günəşdir.</w:t>
       </w:r>
     </w:p>
     <w:p>
